--- a/Pavithra_Bamunu_CV_Master.docx
+++ b/Pavithra_Bamunu_CV_Master.docx
@@ -1724,7 +1724,7 @@
           <w:sz w:val="19"/>
           <w:szCs w:val="19"/>
         </w:rPr>
-        <w:t xml:space="preserve">  ·  github.com/Pavi44M/Agent-Shelly-0.3</w:t>
+        <w:t xml:space="preserve">  ·  pavi44m.github.io/Agent-Shelly-0.3</w:t>
       </w:r>
     </w:p>
     <w:p>
@@ -1788,7 +1788,7 @@
         <w:t xml:space="preserve">–  </w:t>
       </w:r>
       <w:r>
-        <w:t>Published with 20 automated tests and reproducible end to end in under thirty seconds from a clean install; ships with synthetic data only, and no employer data of any kind is used</w:t>
+        <w:t>Published with 20 automated tests and reproducible end to end in under thirty seconds from a clean install (source: github.com/Pavi44M/Agent-Shelly-0.3); ships with synthetic data only, and no employer data of any kind is used</w:t>
       </w:r>
     </w:p>
     <w:tbl>

--- a/Pavithra_Bamunu_CV_Master.docx
+++ b/Pavithra_Bamunu_CV_Master.docx
@@ -1788,7 +1788,7 @@
         <w:t xml:space="preserve">–  </w:t>
       </w:r>
       <w:r>
-        <w:t>Published with 20 automated tests and reproducible end to end in under thirty seconds from a clean install (source: github.com/Pavi44M/Agent-Shelly-0.3); ships with synthetic data only, and no employer data of any kind is used</w:t>
+        <w:t>Published with 20 automated tests and reproducible end to end in under thirty seconds from a clean install; ships with synthetic data only, and no employer data of any kind is used</w:t>
       </w:r>
     </w:p>
     <w:tbl>

--- a/Pavithra_Bamunu_CV_Master.docx
+++ b/Pavithra_Bamunu_CV_Master.docx
@@ -193,10 +193,10 @@
           <w:b/>
           <w:bCs/>
         </w:rPr>
-        <w:t xml:space="preserve">Five forecasting models  </w:t>
-      </w:r>
-      <w:r>
-        <w:t>benchmarked in Shelly, an open-source retail analytics agent I built and published — SARIMA-X best at 16.4% WAPE, the full pipeline reproducible in under thirty seconds with 20 automated tests passing</w:t>
+        <w:t xml:space="preserve">Shelly, an analytics agent  </w:t>
+      </w:r>
+      <w:r>
+        <w:t>I built and published open-source — a CRISP-DM pipeline plus a report engine that writes Excel workbooks with live formulas and PivotTables from a plain-English request; 38 automated tests, continuous integration green, reproducible in 23 seconds from a clean clone</w:t>
       </w:r>
     </w:p>
     <w:p>
@@ -537,7 +537,7 @@
           <w:sz w:val="19"/>
           <w:szCs w:val="19"/>
         </w:rPr>
-        <w:t>Python command-line tooling and packaging · SQLite star-schema design · DuckDB · Automated testing (pytest) · Git and GitHub · Reproducible CRISP-DM pipelines</w:t>
+        <w:t>Python command-line tooling and packaging · SQLite star-schema design · DuckDB · Automated testing (pytest) · Continuous integration (GitHub Actions) · Git and GitHub · Excel automation with live formulas and PivotTables (openpyxl) · Reproducible CRISP-DM pipelines</w:t>
       </w:r>
     </w:p>
     <w:p>
@@ -1679,7 +1679,7 @@
                 <w:sz w:val="21"/>
                 <w:szCs w:val="21"/>
               </w:rPr>
-              <w:t>Shelly — Retail Analytics Agent (open source)</w:t>
+              <w:t>Shelly — Analytics Agent v1.1 (open source)</w:t>
             </w:r>
           </w:p>
         </w:tc>
@@ -1716,7 +1716,7 @@
           <w:sz w:val="19"/>
           <w:szCs w:val="19"/>
         </w:rPr>
-        <w:t>Self-built analytics system · Python, SQL, R</w:t>
+        <w:t>Self-built analytics system · Python, SQL, R · Excel, Power BI, Tableau, SQLite outputs</w:t>
       </w:r>
       <w:r>
         <w:rPr>
@@ -1740,55 +1740,55 @@
         <w:t xml:space="preserve">–  </w:t>
       </w:r>
       <w:r>
-        <w:t>Built an end-to-end CRISP-DM pipeline that turns a week of point-of-sale, stock and waste data into a diagnosis and a prioritised action list — demand forecasting, customer segmentation, exception detection and reorder logic in a single run</w:t>
-      </w:r>
-    </w:p>
-    <w:p>
-      <w:pPr>
-        <w:spacing w:after="50"/>
-        <w:ind w:left="300" w:hanging="170"/>
-        <w:jc w:val="both"/>
-      </w:pPr>
-      <w:r>
-        <w:rPr>
-          <w:color w:val="8C8C8C"/>
-        </w:rPr>
-        <w:t xml:space="preserve">–  </w:t>
-      </w:r>
-      <w:r>
-        <w:t>Benchmarked five forecasting approaches head to head and selected SARIMA-X on out-of-sample accuracy at 16.4% WAPE, with K-means segmentation alongside it — model choice and error reported rather than assumed</w:t>
-      </w:r>
-    </w:p>
-    <w:p>
-      <w:pPr>
-        <w:spacing w:after="50"/>
-        <w:ind w:left="300" w:hanging="170"/>
-        <w:jc w:val="both"/>
-      </w:pPr>
-      <w:r>
-        <w:rPr>
-          <w:color w:val="8C8C8C"/>
-        </w:rPr>
-        <w:t xml:space="preserve">–  </w:t>
-      </w:r>
-      <w:r>
-        <w:t>Outputs an Excel workbook, a SQLite star schema, Power BI and Tableau extracts, an HTML digest and a six-line briefing sized for a phone, so one analysis serves the analyst, the executive and the manager on the floor</w:t>
-      </w:r>
-    </w:p>
-    <w:p>
-      <w:pPr>
-        <w:spacing w:after="50"/>
-        <w:ind w:left="300" w:hanging="170"/>
-        <w:jc w:val="both"/>
-      </w:pPr>
-      <w:r>
-        <w:rPr>
-          <w:color w:val="8C8C8C"/>
-        </w:rPr>
-        <w:t xml:space="preserve">–  </w:t>
-      </w:r>
-      <w:r>
-        <w:t>Published with 20 automated tests and reproducible end to end in under thirty seconds from a clean install; ships with synthetic data only, and no employer data of any kind is used</w:t>
+        <w:t>Built an end-to-end CRISP-DM pipeline that turns a week of point-of-sale, stock and waste data into a diagnosis and a prioritised action list — demand forecasting, customer segmentation, exception detection and reorder logic in a single run, reproducible in 23 seconds from a clean clone</w:t>
+      </w:r>
+    </w:p>
+    <w:p>
+      <w:pPr>
+        <w:spacing w:after="50"/>
+        <w:ind w:left="300" w:hanging="170"/>
+        <w:jc w:val="both"/>
+      </w:pPr>
+      <w:r>
+        <w:rPr>
+          <w:color w:val="8C8C8C"/>
+        </w:rPr>
+        <w:t xml:space="preserve">–  </w:t>
+      </w:r>
+      <w:r>
+        <w:t>Benchmarked five forecasting approaches head to head and selected SARIMA-X on out-of-sample accuracy at 16.4% WAPE, with K-means segmentation alongside it — model choice and error reported rather than assumed, and planning ranges derived from real backtest error</w:t>
+      </w:r>
+    </w:p>
+    <w:p>
+      <w:pPr>
+        <w:spacing w:after="50"/>
+        <w:ind w:left="300" w:hanging="170"/>
+        <w:jc w:val="both"/>
+      </w:pPr>
+      <w:r>
+        <w:rPr>
+          <w:color w:val="8C8C8C"/>
+        </w:rPr>
+        <w:t xml:space="preserve">–  </w:t>
+      </w:r>
+      <w:r>
+        <w:t>Added a report engine that answers a plain-English request — “a budget for the next three months”, “a 13-week forecast for Dairy” — with the workbook an analyst would have built: Dashboard, live SUMIFS and INDEX-MATCH formulas, a real PivotTable, and an Assumptions sheet that drives the rest. Eleven report types, zero formula errors on every build</w:t>
+      </w:r>
+    </w:p>
+    <w:p>
+      <w:pPr>
+        <w:spacing w:after="50"/>
+        <w:ind w:left="300" w:hanging="170"/>
+        <w:jc w:val="both"/>
+      </w:pPr>
+      <w:r>
+        <w:rPr>
+          <w:color w:val="8C8C8C"/>
+        </w:rPr>
+        <w:t xml:space="preserve">–  </w:t>
+      </w:r>
+      <w:r>
+        <w:t>Extended to twenty-four skills across six industry packs and a second module modelling a medical importer’s supply chain — stock-out and expiry risk, supplier scorecard and client segments. Published with 38 automated tests and continuous integration; synthetic data only, and no employer data of any kind is used</w:t>
       </w:r>
     </w:p>
     <w:tbl>

--- a/Pavithra_Bamunu_CV_Master.docx
+++ b/Pavithra_Bamunu_CV_Master.docx
@@ -196,7 +196,7 @@
         <w:t xml:space="preserve">Shelly, an analytics agent  </w:t>
       </w:r>
       <w:r>
-        <w:t>I built and published open-source — a CRISP-DM pipeline plus a report engine that writes Excel workbooks with live formulas and PivotTables from a plain-English request; 38 automated tests, continuous integration green, reproducible in 23 seconds from a clean clone</w:t>
+        <w:t>I built and published open-source — a CRISP-DM pipeline plus a report engine that writes Excel workbooks with live formulas and PivotTables from a plain-English request, and a commercial lab that scored 317 promotions against their baseline (only 5% paid their way); 140+ automated tests, reproducible from a clean clone</w:t>
       </w:r>
     </w:p>
     <w:p>
@@ -1679,7 +1679,7 @@
                 <w:sz w:val="21"/>
                 <w:szCs w:val="21"/>
               </w:rPr>
-              <w:t>Shelly — Analytics Agent v1.1 (open source)</w:t>
+              <w:t>Shelly — Analytics Agent v2.5 (open source)</w:t>
             </w:r>
           </w:p>
         </w:tc>
@@ -1788,7 +1788,23 @@
         <w:t xml:space="preserve">–  </w:t>
       </w:r>
       <w:r>
-        <w:t>Extended to twenty-four skills across six industry packs and a second module modelling a medical importer’s supply chain — stock-out and expiry risk, supplier scorecard and client segments. Published with 38 automated tests and continuous integration; synthetic data only, and no employer data of any kind is used</w:t>
+        <w:t>Built a commercial lab that scored 317 grocery promotions against a same-weekday baseline, net of cannibalisation and the after-promo dip: shoppers bought 47% more, but only 5% of promos paid their way, mostly through the discount on units that would have sold anyway. Sized the supplier funding each promotion needs with a discount-depth model, and added basket lift analysis</w:t>
+      </w:r>
+    </w:p>
+    <w:p>
+      <w:pPr>
+        <w:spacing w:after="50"/>
+        <w:ind w:left="300" w:hanging="170"/>
+        <w:jc w:val="both"/>
+      </w:pPr>
+      <w:r>
+        <w:rPr>
+          <w:color w:val="8C8C8C"/>
+        </w:rPr>
+        <w:t xml:space="preserve">–  </w:t>
+      </w:r>
+      <w:r>
+        <w:t>Extended to 66 skills across four synthetic businesses: a store, a medical importer (stock-out and expiry risk, supplier scorecard, client segments), a 3PL, and a head-office tower with a clinic and a hotel. Published with 140+ automated tests and continuous integration; synthetic data only, and no employer data of any kind is used</w:t>
       </w:r>
     </w:p>
     <w:tbl>

--- a/Pavithra_Bamunu_CV_Master.docx
+++ b/Pavithra_Bamunu_CV_Master.docx
@@ -107,7 +107,7 @@
         <w:rPr>
           <w:color w:val="000000"/>
         </w:rPr>
-        <w:t>Commercial and business analyst with fourteen years across multi-site retail in New Zealand and Asia — spanning category P&amp;L ownership, demand forecasting, and the direct leadership of teams of up to 120 people. I have sat on both sides of the analytics divide: building the forecasts and being the person accountable when they are wrong.</w:t>
+        <w:t>Commercial and business analyst with fifteen years across multi-site retail in New Zealand and Asia — spanning category P&amp;L ownership, demand forecasting, and the direct leadership of teams of up to 120 people. I have sat on both sides of the analytics divide: building the forecasts and being the person accountable when they are wrong.</w:t>
       </w:r>
     </w:p>
     <w:p>
@@ -173,7 +173,7 @@
         <w:t xml:space="preserve">$8.9M → $16.8M  </w:t>
       </w:r>
       <w:r>
-        <w:t>television category growth at Samsung Electronics (2019–2022) against a contracting core segment — 120% of target for three consecutive years</w:t>
+        <w:t>television category growth at Samsung Electronics (2019 to the 2022 peak) against a contracting core segment — 120% of target in 2021, 2022 and 2023</w:t>
       </w:r>
     </w:p>
     <w:p>
@@ -196,7 +196,7 @@
         <w:t xml:space="preserve">Shelly, an analytics agent  </w:t>
       </w:r>
       <w:r>
-        <w:t>I built and published open-source — a CRISP-DM pipeline plus a report engine that writes Excel workbooks with live formulas and PivotTables from a plain-English request, and a commercial lab that scored 317 promotions against their baseline (only 5% paid their way); 140+ automated tests, reproducible from a clean clone</w:t>
+        <w:t>I built and published open-source — a CRISP-DM pipeline plus a report engine that writes Excel workbooks with live formulas and PivotTables from a plain-English request; 150 automated tests with continuous integration</w:t>
       </w:r>
     </w:p>
     <w:p>
@@ -308,7 +308,7 @@
           <w:b/>
           <w:bCs/>
         </w:rPr>
-        <w:t xml:space="preserve">25,000+ SKUs  </w:t>
+        <w:t xml:space="preserve">1,000+ SKUs  </w:t>
       </w:r>
       <w:r>
         <w:t>covered by a Python-based inventory tracking and warranty system I built at Orel Corporation, with just-in-time replenishment logic</w:t>
@@ -514,7 +514,7 @@
           <w:sz w:val="19"/>
           <w:szCs w:val="19"/>
         </w:rPr>
-        <w:t>Team leadership from 5 to 120 · Master Trainer accreditation · Training design and delivery · Cross-functional programme leadership · Rostering and team administration</w:t>
+        <w:t>Team leadership from 5 to 120 · Master Trainer accreditation · Training design and delivery · Cross-functional programme leadership · Team administration</w:t>
       </w:r>
     </w:p>
     <w:p>
@@ -637,7 +637,7 @@
                 <w:sz w:val="22"/>
                 <w:szCs w:val="22"/>
               </w:rPr>
-              <w:t>Duty Manager</w:t>
+              <w:t>Licenced Duty Manager</w:t>
             </w:r>
           </w:p>
         </w:tc>
@@ -658,7 +658,7 @@
                 <w:sz w:val="18"/>
                 <w:szCs w:val="18"/>
               </w:rPr>
-              <w:t>2025 – Present</w:t>
+              <w:t>Jun 2026 – Present</w:t>
             </w:r>
           </w:p>
         </w:tc>
@@ -698,71 +698,71 @@
           <w:sz w:val="19"/>
           <w:szCs w:val="19"/>
         </w:rPr>
-        <w:t>Shift accountability for a Four Square grocery banner, spanning SAP store operations, daily performance reporting, staff scheduling and licensed-premises compliance.</w:t>
-      </w:r>
-    </w:p>
-    <w:p>
-      <w:pPr>
-        <w:spacing w:after="50"/>
-        <w:ind w:left="300" w:hanging="170"/>
-        <w:jc w:val="both"/>
-      </w:pPr>
-      <w:r>
-        <w:rPr>
-          <w:color w:val="8C8C8C"/>
-        </w:rPr>
-        <w:t xml:space="preserve">–  </w:t>
-      </w:r>
-      <w:r>
-        <w:t>Build and manage weekly staff rosters against forecast trade patterns, matching labour cover to peak demand while holding wage cost within budget</w:t>
-      </w:r>
-    </w:p>
-    <w:p>
-      <w:pPr>
-        <w:spacing w:after="50"/>
-        <w:ind w:left="300" w:hanging="170"/>
-        <w:jc w:val="both"/>
-      </w:pPr>
-      <w:r>
-        <w:rPr>
-          <w:color w:val="8C8C8C"/>
-        </w:rPr>
-        <w:t xml:space="preserve">–  </w:t>
-      </w:r>
-      <w:r>
-        <w:t>Supervise a team of five to ten across shifts, managing timesheet accuracy, break coverage and daily task allocation</w:t>
-      </w:r>
-    </w:p>
-    <w:p>
-      <w:pPr>
-        <w:spacing w:after="50"/>
-        <w:ind w:left="300" w:hanging="170"/>
-        <w:jc w:val="both"/>
-      </w:pPr>
-      <w:r>
-        <w:rPr>
-          <w:color w:val="8C8C8C"/>
-        </w:rPr>
-        <w:t xml:space="preserve">–  </w:t>
-      </w:r>
-      <w:r>
-        <w:t>Produce daily and end-of-day reporting on sales, stock movement and hours worked; investigate variances and translate them into ordering, staffing and merchandising decisions</w:t>
-      </w:r>
-    </w:p>
-    <w:p>
-      <w:pPr>
-        <w:spacing w:after="50"/>
-        <w:ind w:left="300" w:hanging="170"/>
-        <w:jc w:val="both"/>
-      </w:pPr>
-      <w:r>
-        <w:rPr>
-          <w:color w:val="8C8C8C"/>
-        </w:rPr>
-        <w:t xml:space="preserve">–  </w:t>
-      </w:r>
-      <w:r>
-        <w:t>Operate SAP-based store systems covering inward goods receipting, price maintenance, stock counts and product recall handling</w:t>
+        <w:t>Promoted from Trainee Duty Manager (Jan 2026) to Licenced Duty Manager (Jun 2026). Shift accountability for a Four Square grocery banner, spanning SAP store operations, stock-accuracy checks, shift supervision and licensed-premises compliance.</w:t>
+      </w:r>
+    </w:p>
+    <w:p>
+      <w:pPr>
+        <w:spacing w:after="50"/>
+        <w:ind w:left="300" w:hanging="170"/>
+        <w:jc w:val="both"/>
+      </w:pPr>
+      <w:r>
+        <w:rPr>
+          <w:color w:val="8C8C8C"/>
+        </w:rPr>
+        <w:t xml:space="preserve">–  </w:t>
+      </w:r>
+      <w:r>
+        <w:t>Supervise five to ten people on shift — task allocation, break coverage, and closing the store without exceptions</w:t>
+      </w:r>
+    </w:p>
+    <w:p>
+      <w:pPr>
+        <w:spacing w:after="50"/>
+        <w:ind w:left="300" w:hanging="170"/>
+        <w:jc w:val="both"/>
+      </w:pPr>
+      <w:r>
+        <w:rPr>
+          <w:color w:val="8C8C8C"/>
+        </w:rPr>
+        <w:t xml:space="preserve">–  </w:t>
+      </w:r>
+      <w:r>
+        <w:t>Run daily and ad-hoc cycle stock counts and investigate negative-SKU exceptions in SAP, mapping collected SKU data to shelf location by scan — the checks that surface stock-accuracy errors before they reach replenishment</w:t>
+      </w:r>
+    </w:p>
+    <w:p>
+      <w:pPr>
+        <w:spacing w:after="50"/>
+        <w:ind w:left="300" w:hanging="170"/>
+        <w:jc w:val="both"/>
+      </w:pPr>
+      <w:r>
+        <w:rPr>
+          <w:color w:val="8C8C8C"/>
+        </w:rPr>
+        <w:t xml:space="preserve">–  </w:t>
+      </w:r>
+      <w:r>
+        <w:t>Operate SAP store systems every shift — inward goods receipting against purchase orders, SKU ranging and listing, stock actuals updates, price and promotion verification, electronic shelf labels, and product recall handling checked against GTIN and production date</w:t>
+      </w:r>
+    </w:p>
+    <w:p>
+      <w:pPr>
+        <w:spacing w:after="50"/>
+        <w:ind w:left="300" w:hanging="170"/>
+        <w:jc w:val="both"/>
+      </w:pPr>
+      <w:r>
+        <w:rPr>
+          <w:color w:val="8C8C8C"/>
+        </w:rPr>
+        <w:t xml:space="preserve">–  </w:t>
+      </w:r>
+      <w:r>
+        <w:t>Monitor Four Square Now online order flow and food-safety dashboard levels (Safety Food Pro) through the shift</w:t>
       </w:r>
     </w:p>
     <w:p>
@@ -810,7 +810,7 @@
                 <w:sz w:val="22"/>
                 <w:szCs w:val="22"/>
               </w:rPr>
-              <w:t>Operations Support</w:t>
+              <w:t>Operations Maintenance Support</w:t>
             </w:r>
           </w:p>
         </w:tc>
@@ -831,7 +831,7 @@
                 <w:sz w:val="18"/>
                 <w:szCs w:val="18"/>
               </w:rPr>
-              <w:t>Nov 2024 – Sep 2025</w:t>
+              <w:t>Dec 2024 – Aug 2025</w:t>
             </w:r>
           </w:p>
         </w:tc>
@@ -847,7 +847,7 @@
           <w:sz w:val="19"/>
           <w:szCs w:val="19"/>
         </w:rPr>
-        <w:t>Manawa Bay Premium Outlet Centre (PPCS)</w:t>
+        <w:t>Mānawa Bay Premium Outlet Centre (PPCS) · Part-time</w:t>
       </w:r>
       <w:r>
         <w:rPr>
@@ -871,23 +871,23 @@
         <w:t xml:space="preserve">–  </w:t>
       </w:r>
       <w:r>
-        <w:t>Managed daily inventory checks across 50+ product lines in a high-volume retail precinct serving 500+ customers daily</w:t>
-      </w:r>
-    </w:p>
-    <w:p>
-      <w:pPr>
-        <w:spacing w:after="50"/>
-        <w:ind w:left="300" w:hanging="170"/>
-        <w:jc w:val="both"/>
-      </w:pPr>
-      <w:r>
-        <w:rPr>
-          <w:color w:val="8C8C8C"/>
-        </w:rPr>
-        <w:t xml:space="preserve">–  </w:t>
-      </w:r>
-      <w:r>
-        <w:t>Reduced waste through stock rotation, maintaining a 100% health and safety compliance record and hygiene audit scores.</w:t>
+        <w:t>Managed daily inventory checks and stock rotation across 50+ product lines in a high-volume retail precinct</w:t>
+      </w:r>
+    </w:p>
+    <w:p>
+      <w:pPr>
+        <w:spacing w:after="50"/>
+        <w:ind w:left="300" w:hanging="170"/>
+        <w:jc w:val="both"/>
+      </w:pPr>
+      <w:r>
+        <w:rPr>
+          <w:color w:val="8C8C8C"/>
+        </w:rPr>
+        <w:t xml:space="preserve">–  </w:t>
+      </w:r>
+      <w:r>
+        <w:t>Maintained cleaning, sanitation and health and safety standards to the centre's audit requirements</w:t>
       </w:r>
     </w:p>
     <w:tbl>
@@ -940,7 +940,7 @@
                 <w:sz w:val="18"/>
                 <w:szCs w:val="18"/>
               </w:rPr>
-              <w:t>Mar – Jun 2025</w:t>
+              <w:t>Feb – Jul 2025</w:t>
             </w:r>
           </w:p>
         </w:tc>
@@ -996,7 +996,7 @@
         <w:t xml:space="preserve">–  </w:t>
       </w:r>
       <w:r>
-        <w:t>Delivered GS1 compliance assurance across 25,000+ product SKUs, validating data accuracy and identifying systemic quality risk</w:t>
+        <w:t>Delivered GS1 compliance assurance across 1,000+ product SKUs, validating data accuracy and identifying systemic quality risk</w:t>
       </w:r>
     </w:p>
     <w:tbl>
@@ -1137,7 +1137,7 @@
                 <w:sz w:val="22"/>
                 <w:szCs w:val="22"/>
               </w:rPr>
-              <w:t>Product Manager — AV Products</w:t>
+              <w:t>Manager, Product Management — AV / Visual Display</w:t>
             </w:r>
           </w:p>
         </w:tc>
@@ -1403,7 +1403,7 @@
         <w:t xml:space="preserve">–  </w:t>
       </w:r>
       <w:r>
-        <w:t>Developed a Python-based inventory tracking and warranty management system covering 25,000+ SKUs with just-in-time replenishment logic</w:t>
+        <w:t>Developed a Python-based inventory tracking and warranty management system covering 1,000+ SKUs with just-in-time replenishment logic</w:t>
       </w:r>
     </w:p>
     <w:p>
@@ -1679,7 +1679,7 @@
                 <w:sz w:val="21"/>
                 <w:szCs w:val="21"/>
               </w:rPr>
-              <w:t>Shelly — Analytics Agent v2.5 (open source)</w:t>
+              <w:t>Shelly — Analytics Agent v2.6.1 (open source)</w:t>
             </w:r>
           </w:p>
         </w:tc>
@@ -1740,7 +1740,7 @@
         <w:t xml:space="preserve">–  </w:t>
       </w:r>
       <w:r>
-        <w:t>Built an end-to-end CRISP-DM pipeline that turns a week of point-of-sale, stock and waste data into a diagnosis and a prioritised action list — demand forecasting, customer segmentation, exception detection and reorder logic in a single run, reproducible in 23 seconds from a clean clone</w:t>
+        <w:t>Built an end-to-end CRISP-DM pipeline that turns a week of point-of-sale, stock and waste data into a diagnosis and a prioritised action list — demand forecasting, customer segmentation, exception detection and reorder logic in a single run</w:t>
       </w:r>
     </w:p>
     <w:p>
@@ -1772,39 +1772,23 @@
         <w:t xml:space="preserve">–  </w:t>
       </w:r>
       <w:r>
-        <w:t>Added a report engine that answers a plain-English request — “a budget for the next three months”, “a 13-week forecast for Dairy” — with the workbook an analyst would have built: Dashboard, live SUMIFS and INDEX-MATCH formulas, a real PivotTable, and an Assumptions sheet that drives the rest. Eleven report types, zero formula errors on every build</w:t>
-      </w:r>
-    </w:p>
-    <w:p>
-      <w:pPr>
-        <w:spacing w:after="50"/>
-        <w:ind w:left="300" w:hanging="170"/>
-        <w:jc w:val="both"/>
-      </w:pPr>
-      <w:r>
-        <w:rPr>
-          <w:color w:val="8C8C8C"/>
-        </w:rPr>
-        <w:t xml:space="preserve">–  </w:t>
-      </w:r>
-      <w:r>
-        <w:t>Built a commercial lab that scored 317 grocery promotions against a same-weekday baseline, net of cannibalisation and the after-promo dip: shoppers bought 47% more, but only 5% of promos paid their way, mostly through the discount on units that would have sold anyway. Sized the supplier funding each promotion needs with a discount-depth model, and added basket lift analysis</w:t>
-      </w:r>
-    </w:p>
-    <w:p>
-      <w:pPr>
-        <w:spacing w:after="50"/>
-        <w:ind w:left="300" w:hanging="170"/>
-        <w:jc w:val="both"/>
-      </w:pPr>
-      <w:r>
-        <w:rPr>
-          <w:color w:val="8C8C8C"/>
-        </w:rPr>
-        <w:t xml:space="preserve">–  </w:t>
-      </w:r>
-      <w:r>
-        <w:t>Extended to 66 skills across four synthetic businesses: a store, a medical importer (stock-out and expiry risk, supplier scorecard, client segments), a 3PL, and a head-office tower with a clinic and a hotel. Published with 140+ automated tests and continuous integration; synthetic data only, and no employer data of any kind is used</w:t>
+        <w:t>Added a report engine that answers a plain-English request — “a budget for the next three months”, “a 13-week forecast for Dairy” — with the workbook an analyst would have built: Dashboard, live SUMIFS and INDEX-MATCH formulas, a real PivotTable, and an Assumptions sheet that drives the rest. Zero formula errors on every build</w:t>
+      </w:r>
+    </w:p>
+    <w:p>
+      <w:pPr>
+        <w:spacing w:after="50"/>
+        <w:ind w:left="300" w:hanging="170"/>
+        <w:jc w:val="both"/>
+      </w:pPr>
+      <w:r>
+        <w:rPr>
+          <w:color w:val="8C8C8C"/>
+        </w:rPr>
+        <w:t xml:space="preserve">–  </w:t>
+      </w:r>
+      <w:r>
+        <w:t>Extended to sixty-six skills across fourteen packs, a module modelling a medical importer’s supply chain (stock-out and expiry risk, supplier scorecard) and a commercial lab that scores 317 in-store promotions against what each line would have sold anyway. Published with 150 automated tests and continuous integration; synthetic data only, and no employer data of any kind is used</w:t>
       </w:r>
     </w:p>
     <w:tbl>
@@ -2922,7 +2906,30 @@
         <w:t xml:space="preserve">New Zealand Manager's Certificate  </w:t>
       </w:r>
       <w:r>
-        <w:t>(Licence Controller Qualification) — currently held</w:t>
+        <w:t>— Auckland Council, issued June 2026. Licence Controller Qualification (LCQ), March 2026</w:t>
+      </w:r>
+    </w:p>
+    <w:p>
+      <w:pPr>
+        <w:spacing w:after="50"/>
+        <w:ind w:left="300" w:hanging="170"/>
+        <w:jc w:val="both"/>
+      </w:pPr>
+      <w:r>
+        <w:rPr>
+          <w:color w:val="8C8C8C"/>
+        </w:rPr>
+        <w:t xml:space="preserve">–  </w:t>
+      </w:r>
+      <w:r>
+        <w:rPr>
+          <w:b/>
+          <w:bCs/>
+        </w:rPr>
+        <w:t xml:space="preserve">Essential First Aid  </w:t>
+      </w:r>
+      <w:r>
+        <w:t>— New Zealand Red Cross, August 2026</w:t>
       </w:r>
     </w:p>
     <w:p>
